--- a/Stage_2/Stage2_Task_1/Stage2_MuhammadRofiat_Task2A.docx
+++ b/Stage_2/Stage2_Task_1/Stage2_MuhammadRofiat_Task2A.docx
@@ -26,20 +26,21 @@
           <w:b/>
           <w:bCs/>
           <w:color w:val="auto"/>
-          <w:sz w:val="96"/>
-          <w:szCs w:val="96"/>
-        </w:rPr>
-      </w:pPr>
+          <w:sz w:val="60"/>
+          <w:szCs w:val="60"/>
+        </w:rPr>
+      </w:pPr>
+      <w:proofErr w:type="spellStart"/>
       <w:r>
         <w:rPr>
           <w:rFonts w:ascii="Times New Roman" w:hAnsi="Times New Roman" w:cs="Times New Roman"/>
           <w:b/>
           <w:bCs/>
           <w:color w:val="auto"/>
-          <w:sz w:val="96"/>
-          <w:szCs w:val="96"/>
-        </w:rPr>
-        <w:t>HNG</w:t>
+          <w:sz w:val="60"/>
+          <w:szCs w:val="60"/>
+        </w:rPr>
+        <w:t>Logistics_and_</w:t>
       </w:r>
       <w:r>
         <w:rPr>
@@ -47,10 +48,10 @@
           <w:b/>
           <w:bCs/>
           <w:color w:val="auto"/>
-          <w:sz w:val="96"/>
-          <w:szCs w:val="96"/>
-        </w:rPr>
-        <w:t>_</w:t>
+          <w:sz w:val="60"/>
+          <w:szCs w:val="60"/>
+        </w:rPr>
+        <w:t>Ride</w:t>
       </w:r>
       <w:r>
         <w:rPr>
@@ -58,69 +59,54 @@
           <w:b/>
           <w:bCs/>
           <w:color w:val="auto"/>
-          <w:sz w:val="96"/>
-          <w:szCs w:val="96"/>
-        </w:rPr>
-        <w:t>Ride</w:t>
-      </w:r>
-    </w:p>
-    <w:p>
-      <w:pPr>
-        <w:pStyle w:val="Heading1"/>
+          <w:sz w:val="60"/>
+          <w:szCs w:val="60"/>
+        </w:rPr>
+        <w:t>_Hailing_</w:t>
+      </w:r>
+      <w:r>
+        <w:rPr>
+          <w:rFonts w:ascii="Times New Roman" w:hAnsi="Times New Roman" w:cs="Times New Roman"/>
+          <w:b/>
+          <w:bCs/>
+          <w:color w:val="auto"/>
+          <w:sz w:val="60"/>
+          <w:szCs w:val="60"/>
+        </w:rPr>
+        <w:t>Analysis</w:t>
+      </w:r>
+      <w:proofErr w:type="spellEnd"/>
+    </w:p>
+    <w:p>
+      <w:pPr>
+        <w:spacing w:line="600" w:lineRule="auto"/>
+        <w:jc w:val="both"/>
+        <w:rPr>
+          <w:b/>
+          <w:bCs/>
+        </w:rPr>
+      </w:pPr>
+    </w:p>
+    <w:p>
+      <w:pPr>
         <w:spacing w:line="600" w:lineRule="auto"/>
         <w:jc w:val="center"/>
         <w:rPr>
-          <w:rFonts w:ascii="Times New Roman" w:hAnsi="Times New Roman" w:cs="Times New Roman"/>
-          <w:b/>
-          <w:bCs/>
-          <w:color w:val="auto"/>
-          <w:sz w:val="96"/>
-          <w:szCs w:val="96"/>
-        </w:rPr>
-      </w:pPr>
-      <w:r>
-        <w:rPr>
-          <w:rFonts w:ascii="Times New Roman" w:hAnsi="Times New Roman" w:cs="Times New Roman"/>
-          <w:b/>
-          <w:bCs/>
-          <w:color w:val="auto"/>
-          <w:sz w:val="96"/>
-          <w:szCs w:val="96"/>
-        </w:rPr>
-        <w:t>SQL</w:t>
-      </w:r>
-      <w:r>
-        <w:rPr>
-          <w:rFonts w:ascii="Times New Roman" w:hAnsi="Times New Roman" w:cs="Times New Roman"/>
-          <w:b/>
-          <w:bCs/>
-          <w:color w:val="auto"/>
-          <w:sz w:val="96"/>
-          <w:szCs w:val="96"/>
-        </w:rPr>
-        <w:t xml:space="preserve"> </w:t>
-      </w:r>
-      <w:r>
-        <w:rPr>
-          <w:rFonts w:ascii="Times New Roman" w:hAnsi="Times New Roman" w:cs="Times New Roman"/>
-          <w:b/>
-          <w:bCs/>
-          <w:color w:val="auto"/>
-          <w:sz w:val="96"/>
-          <w:szCs w:val="96"/>
-        </w:rPr>
-        <w:t>Business Analysis</w:t>
-      </w:r>
-    </w:p>
-    <w:p>
-      <w:pPr>
-        <w:spacing w:line="600" w:lineRule="auto"/>
-        <w:jc w:val="both"/>
-        <w:rPr>
-          <w:b/>
-          <w:bCs/>
-        </w:rPr>
-      </w:pPr>
+          <w:b/>
+          <w:bCs/>
+          <w:sz w:val="48"/>
+          <w:szCs w:val="48"/>
+        </w:rPr>
+      </w:pPr>
+      <w:r>
+        <w:rPr>
+          <w:b/>
+          <w:bCs/>
+          <w:sz w:val="48"/>
+          <w:szCs w:val="48"/>
+        </w:rPr>
+        <w:t>Muhammad Rofiat Opemipo</w:t>
+      </w:r>
     </w:p>
     <w:p>
       <w:pPr>
@@ -133,6 +119,16 @@
           <w:szCs w:val="48"/>
         </w:rPr>
       </w:pPr>
+    </w:p>
+    <w:p>
+      <w:pPr>
+        <w:spacing w:line="600" w:lineRule="auto"/>
+        <w:jc w:val="center"/>
+        <w:rPr>
+          <w:b/>
+          <w:bCs/>
+        </w:rPr>
+      </w:pPr>
       <w:r>
         <w:rPr>
           <w:b/>
@@ -140,47 +136,7 @@
           <w:sz w:val="48"/>
           <w:szCs w:val="48"/>
         </w:rPr>
-        <w:t>Muhammad Rofiat Opemipo</w:t>
-      </w:r>
-    </w:p>
-    <w:p>
-      <w:pPr>
-        <w:spacing w:line="600" w:lineRule="auto"/>
-        <w:jc w:val="center"/>
-        <w:rPr>
-          <w:b/>
-          <w:bCs/>
-          <w:sz w:val="48"/>
-          <w:szCs w:val="48"/>
-        </w:rPr>
-      </w:pPr>
-    </w:p>
-    <w:p>
-      <w:pPr>
-        <w:spacing w:line="600" w:lineRule="auto"/>
-        <w:jc w:val="center"/>
-        <w:rPr>
-          <w:b/>
-          <w:bCs/>
-        </w:rPr>
-      </w:pPr>
-      <w:r>
-        <w:rPr>
-          <w:b/>
-          <w:bCs/>
-          <w:sz w:val="48"/>
-          <w:szCs w:val="48"/>
-        </w:rPr>
-        <w:t>Date</w:t>
-      </w:r>
-      <w:r>
-        <w:rPr>
-          <w:b/>
-          <w:bCs/>
-          <w:sz w:val="48"/>
-          <w:szCs w:val="48"/>
-        </w:rPr>
-        <w:t xml:space="preserve">: </w:t>
+        <w:t xml:space="preserve">Date: </w:t>
       </w:r>
       <w:r>
         <w:rPr>
@@ -504,13 +460,7 @@
         <w:t xml:space="preserve"> </w:t>
       </w:r>
       <w:r>
-        <w:t>Find the top 10 longest rides (by distance), including driver name, rider name, pickup/drop</w:t>
-      </w:r>
-      <w:r>
-        <w:t xml:space="preserve"> </w:t>
-      </w:r>
-      <w:r>
-        <w:t>off cities, and payment method.</w:t>
+        <w:t>Find the top 10 longest rides (by distance), including driver name, rider name, pickup/drop off cities, and payment method.</w:t>
       </w:r>
     </w:p>
     <w:p>
@@ -772,14 +722,7 @@
           <w:i/>
           <w:iCs/>
         </w:rPr>
-        <w:t xml:space="preserve">: Query and Answer for Question </w:t>
-      </w:r>
-      <w:r>
-        <w:rPr>
-          <w:i/>
-          <w:iCs/>
-        </w:rPr>
-        <w:t>2</w:t>
+        <w:t>: Query and Answer for Question 2</w:t>
       </w:r>
     </w:p>
     <w:p>
@@ -943,28 +886,7 @@
           <w:i/>
           <w:iCs/>
         </w:rPr>
-        <w:t xml:space="preserve">Fig </w:t>
-      </w:r>
-      <w:r>
-        <w:rPr>
-          <w:i/>
-          <w:iCs/>
-        </w:rPr>
-        <w:t>3</w:t>
-      </w:r>
-      <w:r>
-        <w:rPr>
-          <w:i/>
-          <w:iCs/>
-        </w:rPr>
-        <w:t xml:space="preserve">: Query and Answer for Question </w:t>
-      </w:r>
-      <w:r>
-        <w:rPr>
-          <w:i/>
-          <w:iCs/>
-        </w:rPr>
-        <w:t>3</w:t>
+        <w:t>Fig 3: Query and Answer for Question 3</w:t>
       </w:r>
     </w:p>
     <w:p>
@@ -1128,28 +1050,7 @@
           <w:i/>
           <w:iCs/>
         </w:rPr>
-        <w:t xml:space="preserve">Fig </w:t>
-      </w:r>
-      <w:r>
-        <w:rPr>
-          <w:i/>
-          <w:iCs/>
-        </w:rPr>
-        <w:t>4</w:t>
-      </w:r>
-      <w:r>
-        <w:rPr>
-          <w:i/>
-          <w:iCs/>
-        </w:rPr>
-        <w:t xml:space="preserve">: Query and Answer for Question </w:t>
-      </w:r>
-      <w:r>
-        <w:rPr>
-          <w:i/>
-          <w:iCs/>
-        </w:rPr>
-        <w:t>4</w:t>
+        <w:t>Fig 4: Query and Answer for Question 4</w:t>
       </w:r>
     </w:p>
     <w:p>
@@ -1323,28 +1224,7 @@
           <w:i/>
           <w:iCs/>
         </w:rPr>
-        <w:t xml:space="preserve">Fig </w:t>
-      </w:r>
-      <w:r>
-        <w:rPr>
-          <w:i/>
-          <w:iCs/>
-        </w:rPr>
-        <w:t>5</w:t>
-      </w:r>
-      <w:r>
-        <w:rPr>
-          <w:i/>
-          <w:iCs/>
-        </w:rPr>
-        <w:t xml:space="preserve">: Query and Answer for Question </w:t>
-      </w:r>
-      <w:r>
-        <w:rPr>
-          <w:i/>
-          <w:iCs/>
-        </w:rPr>
-        <w:t>5</w:t>
+        <w:t>Fig 5: Query and Answer for Question 5</w:t>
       </w:r>
     </w:p>
     <w:p>
@@ -1545,7 +1425,15 @@
         <w:t xml:space="preserve"> of digital payment methods</w:t>
       </w:r>
       <w:r>
-        <w:t xml:space="preserve"> by HNG_Ride </w:t>
+        <w:t xml:space="preserve"> by </w:t>
+      </w:r>
+      <w:proofErr w:type="spellStart"/>
+      <w:r>
+        <w:t>HNG_Ride</w:t>
+      </w:r>
+      <w:proofErr w:type="spellEnd"/>
+      <w:r>
+        <w:t xml:space="preserve"> </w:t>
       </w:r>
       <w:r>
         <w:t>c</w:t>
@@ -1599,6 +1487,9 @@
         <w:jc w:val="both"/>
       </w:pPr>
       <w:r>
+        <w:rPr>
+          <w:noProof/>
+        </w:rPr>
         <w:drawing>
           <wp:inline distT="0" distB="0" distL="0" distR="0" wp14:anchorId="0EBF6A1E" wp14:editId="087565B0">
             <wp:extent cx="5315803" cy="4762462"/>
@@ -1916,34 +1807,13 @@
         <w:t>Insight:</w:t>
       </w:r>
       <w:r>
-        <w:t xml:space="preserve"> </w:t>
-      </w:r>
-      <w:r>
-        <w:t>Drivers such as Driver_8</w:t>
-      </w:r>
-      <w:r>
-        <w:t>3</w:t>
-      </w:r>
-      <w:r>
-        <w:t>7, Driver_10</w:t>
-      </w:r>
-      <w:r>
-        <w:t>0</w:t>
-      </w:r>
-      <w:r>
-        <w:t>5, Driver_1</w:t>
+        <w:t xml:space="preserve"> Drivers such as Driver_837, Driver_1005, Driver_1</w:t>
       </w:r>
       <w:r>
         <w:t>181</w:t>
       </w:r>
       <w:r>
-        <w:t>, and Driver_14</w:t>
-      </w:r>
-      <w:r>
-        <w:t>8</w:t>
-      </w:r>
-      <w:r>
-        <w:t>3 qualified for bonuses with over 30 completed rides, high average ratings, and zero cancellation rates. These drivers reflect consistent performance and excellent service quality.</w:t>
+        <w:t>, and Driver_1483 qualified for bonuses with over 30 completed rides, high average ratings, and zero cancellation rates. These drivers reflect consistent performance and excellent service quality.</w:t>
       </w:r>
       <w:r>
         <w:rPr>
@@ -2970,6 +2840,7 @@
   <w:style w:type="character" w:default="1" w:styleId="DefaultParagraphFont">
     <w:name w:val="Default Paragraph Font"/>
     <w:uiPriority w:val="1"/>
+    <w:semiHidden/>
     <w:unhideWhenUsed/>
   </w:style>
   <w:style w:type="table" w:default="1" w:styleId="TableNormal">
